--- a/proposal/협업과제_수행계획서_언어의숲_초안.docx
+++ b/proposal/협업과제_수행계획서_언어의숲_초안.docx
@@ -22470,32 +22470,22 @@
         <w:rPr>
           <w:b/>
         </w:rPr>
-        <w:t>제안 배경</w:t>
+        <w:t>제안 요지</w:t>
       </w:r>
     </w:p>
     <w:p>
       <w:r>
-        <w:t>· 공부와 게임의 원리는 같은데 왜 공부만 안 하는가 — 핵심 차이는 자기참조성(학습 소재가 학습자 자신에게서 비롯되는 정도)이다.</w:t>
+        <w:t>· 언어의숲은 '영어일기앱'으로 보이지만, 본질은 'AI·영어' 스타트업이 아니라 '학습' 딥테크 스타트업이다. 우리는 "어려움에도 불구하고 자발적으로 학습하게 만드는" 기술을 연구한다.</w:t>
       </w:r>
     </w:p>
     <w:p>
       <w:r>
-        <w:t>· 학습과학: 백지에서 산출하는 인출(retrieval)만이 학습을 자동화하며(Kang et al., 2013), 단순 반복보다 우월하다(Karpicke &amp; Blunt, 2011). 그러나 인출은 높은 인지부하를 수반해(Bjork, 1994) 모바일에서 이탈을 부른다.</w:t>
+        <w:t>· 기존 에듀테크는 스트릭·게임화로 억지 리텐션을 만든다. 우리는 학습자의 내적 동기를 자극해 스스로 학습을 지속하게 만든다 — 그 결과가 아래 라이브 지표다.</w:t>
       </w:r>
     </w:p>
     <w:p>
       <w:r>
-        <w:t>· 시장의 빈칸: 글로벌 언어학습 시장 60조원(국내 1조)인데 D30 리텐션 약 2%. 게임화·스트릭은 학습 없는 "가짜 재방문", 학습과학은 인지부하로 이탈 유발 → "학습이 동반된 지속"은 미해결 빈칸.</w:t>
-      </w:r>
-    </w:p>
-    <w:p>
-      <w:r>
-        <w:t>· 해법: 난이도를 낮추지 않고 자기참조성으로 동기를 공급해 학습효과와 지속을 동시 달성. 정답을 바로 주지 않고 스스로 답을 떠올리게 하는 소크라틱 방식이 인출 학습의 핵심 구현체.</w:t>
-      </w:r>
-    </w:p>
-    <w:p>
-      <w:r>
-        <w:t>· 왜 지금/왜 LLM: 자유로운 자기표현을 실시간 교정해야 인출 학습이 가능한데, 이는 LLM 등장으로 비로소 실현되었다(Kittredge et al., 2025).</w:t>
+        <w:t>· 본 PoC 과제(소크라틱 학습 튜터)는 특정 과목에 종속되지 않는 도메인 중립 학습 메커니즘이다. 우리는 이를 '영어'로 이미 라이브 서비스하며 검증했다 — "영어를 빼면, 그것이 곧 본 과제"다.</w:t>
       </w:r>
     </w:p>
     <w:p>
@@ -22508,12 +22498,12 @@
     </w:p>
     <w:p>
       <w:r>
-        <w:t>· 언어의숲(영어의숲): 유저의 일상 일기(텍스트)+사진을 소재로 학습하는 개인화 언어학습 AI. iOS·Android 출시(2025.12), KAIST 데이터전략연구실 창업팀.</w:t>
+        <w:t>· 언어의숲: 유저의 일상 일기를 소재로, 스스로 문장을 떠올려 표현하게 하는 개인화 학습 AI. iOS·Android 라이브 서비스 중, KAIST 데이터전략 연구실 창업팀.</w:t>
       </w:r>
     </w:p>
     <w:p>
       <w:r>
-        <w:t>· Agent 정체성 = "유저를 깊이 아는 외국인 친구": 일기·사진으로 관심사·성격·맥락(페르소나)을 이해하고 그 위에서 소크라틱 튜터링.</w:t>
+        <w:t>· Agent 정체성 = "유저를 깊이 아는 외국인 친구": 일기로 학습자의 관심사·수준·오개념을 이해하고, 그 위에서 소크라틱하게 질문을 던진다.</w:t>
       </w:r>
     </w:p>
     <w:p>
@@ -22521,40 +22511,27 @@
         <w:rPr>
           <w:b/>
         </w:rPr>
-        <w:t>주요 기능 (업스테이지 세부과제 ①②③ 1:1 대응)</w:t>
+        <w:t>본 과제 세부과제 ①②③ — 우리는 이미 구현 중</w:t>
       </w:r>
     </w:p>
     <w:p>
       <w:r>
-        <w:t>· ① 오개념 진단(persona-analyzer): 일기·답안에서 오류패턴·멘탈모델·CEFR 진단(진단표 5패턴: opener·시제/상·명사화·강조·형식).</w:t>
+        <w:t>· ① 학습자 의도·오개념 진단: 일기·답안에서 학습자의 의도와 오개념을 진단하는 기능을 이미 운영 중.</w:t>
       </w:r>
     </w:p>
     <w:p>
       <w:r>
-        <w:t>· ② 소크라틱 발문(socratic-tutor): 정답 즉시 노출 X, 단계적 유도질문 생성, 친구 톤, 되묻기 금지 계약.</w:t>
+        <w:t>· ② 소크라틱 발문 생성: 정답을 먼저 주지 않고 유저에게 먼저 질문해 사고를 유도하며 실시간 응답하는 발문 엔진을 개발·고도화 중.</w:t>
       </w:r>
     </w:p>
     <w:p>
       <w:r>
-        <w:t>· ③ 개인화 RAG(dossier): 학습 이력(persona·language_profile·error_log·timeline)을 검색·주입해 다음 발문 개인화.</w:t>
+        <w:t>· ③ 개인화 학습: 학습 이력을 누적해 개인화하는 시스템을 지속 구축 중.</w:t>
       </w:r>
     </w:p>
     <w:p>
       <w:r>
-        <w:rPr>
-          <w:b/>
-        </w:rPr>
-        <w:t>성능(검증된 출발점)</w:t>
-      </w:r>
-    </w:p>
-    <w:p>
-      <w:r>
-        <w:t>· 채점 품질 v1 81.3 → v1.2 92.1점(오류 30%↓), "되묻기 0점 버그"를 입력슬롯 분리로 해결.</w:t>
-      </w:r>
-    </w:p>
-    <w:p>
-      <w:r>
-        <w:t>· 서비스: D1 리텐션 30.1%(동종업계 평균 대비 2배, 2026.5), 출시 1개월 매출 900만원(공헌이익 흑자).</w:t>
+        <w:t>· → 세 기능 모두 자체 LLMOps/Agent로 구현돼 있어, 본 과제는 '새로 만드는 것'이 아니라 Solar로 더 고차원의 '학습 Agent'로 끌어올리는 것이다.</w:t>
       </w:r>
     </w:p>
     <w:p>
@@ -22652,22 +22629,17 @@
         <w:rPr>
           <w:b/>
         </w:rPr>
-        <w:t>보유기술 혁신·우수성</w:t>
+        <w:t>유일무이한 학습 딥테크</w:t>
       </w:r>
     </w:p>
     <w:p>
       <w:r>
-        <w:t>· 측정 기반 LLMOps: 계약 테스트(되묻기·형식 위반 자동검출, 블로킹 게이트) + 6축 품질 eval(골든셋) + 관측(usage·p95). "GPT 래핑"이 아니라 검증 가능한 설계.</w:t>
+        <w:t>· 우리는 #인지심리학 × #학습과학 × #데이터과학(AI)을 융합 연구하는 KAIST 데이터전략 연구실 창업팀이다. 해당 학습 기술로 특허 출원(10-2025-0146995).</w:t>
       </w:r>
     </w:p>
     <w:p>
       <w:r>
-        <w:t>· 프로바이더 비종속 라우터: LLM을 교체 가능한 부품으로 설계(OpenAI↔OpenRouter failover 자산 승격) → Solar LLM을 모델 슬롯에 그대로 투입 가능.</w:t>
-      </w:r>
-    </w:p>
-    <w:p>
-      <w:r>
-        <w:t>· 독점 데이터(moat): 유저의 일기+사진. 소재가 유저 자신에게서 나와 동기·애착의 원천.</w:t>
+        <w:t>· "학습 그 자체"를 기술로 다루는 딥테크 회사는 국내에 사실상 유일하다(대부분의 에듀테크는 콘텐츠·게임화 회사).</w:t>
       </w:r>
     </w:p>
     <w:p>
@@ -22675,27 +22647,17 @@
         <w:rPr>
           <w:b/>
         </w:rPr>
-        <w:t>경쟁기술 대비 차별성</w:t>
+        <w:t>작동 증거 — 라이브 지표</w:t>
       </w:r>
     </w:p>
     <w:p>
       <w:r>
-        <w:t>· 학습 소재: (타사) 정해진/외부 콘텐츠  vs  (언어의숲) 유저 자신의 일기·사진(자기참조).</w:t>
+        <w:t>· 라이브 서비스 중이며, 동종업계 평균 대비 D1 리텐션 2배(30.1%), D30 리텐션 5배(언어의숲 약 15% vs 업계 2-3%), 결제전환율 2-3%.</w:t>
       </w:r>
     </w:p>
     <w:p>
       <w:r>
-        <w:t>· 피드백: (타사) 정답 즉시 제공(따라하기)  vs  (언어의숲) 소크라틱 발문 — 백지 인출 유도.</w:t>
-      </w:r>
-    </w:p>
-    <w:p>
-      <w:r>
-        <w:t>· 개인화: (타사) 시스템이 맞춤(적응형)  vs  (언어의숲) 학습자가 의미 생산 주체(자기참조성).</w:t>
-      </w:r>
-    </w:p>
-    <w:p>
-      <w:r>
-        <w:t>· 품질관리: (타사) 비측정  vs  (언어의숲) 계약 게이트·6축 eval·골든셋.</w:t>
+        <w:t>· → 스트릭·푸시로 만든 '가짜 리텐션'이 아니라, 내적 동기 메커니즘이 실제로 작동한다는 시장 증거.</w:t>
       </w:r>
     </w:p>
     <w:p>
@@ -22703,22 +22665,12 @@
         <w:rPr>
           <w:b/>
         </w:rPr>
-        <w:t>Solar / Document Parse / Information Extract 활용</w:t>
+        <w:t>실행 리스크 0 — 이미 구현, 고도화만</w:t>
       </w:r>
     </w:p>
     <w:p>
       <w:r>
-        <w:t>· Solar LLM: socratic-tutor·persona-analyzer 모델 슬롯에 투입(발문 생성·오개념 진단 추론). 업스테이지 Console API·온프레미스 테스트 라이선스로 활용, 골든셋·프롬프트 정렬로 교수법 특화.</w:t>
-      </w:r>
-    </w:p>
-    <w:p>
-      <w:r>
-        <w:t>· Document Parse: 학습 교재·문법 레퍼런스 문서를 구조화해 RAG 지식베이스 구축.</w:t>
-      </w:r>
-    </w:p>
-    <w:p>
-      <w:r>
-        <w:t>· Information Extract: 일기·답안에서 오류패턴·학습 이력을 구조화 추출(dossier 자동 갱신).</w:t>
+        <w:t>· 본 과제 ①②③를 이미 자체 LLMOps/Agent로 구현·운영 중. 6개월은 '0→1'이 아니라 'Solar 전환 + 고도화'.</w:t>
       </w:r>
     </w:p>
     <w:p>
@@ -22726,12 +22678,22 @@
         <w:rPr>
           <w:b/>
         </w:rPr>
-        <w:t>완성 수준</w:t>
+        <w:t>Solar / Document Parse / Information Extract 활용 — 가장 어려운 과제에 깊이</w:t>
       </w:r>
     </w:p>
     <w:p>
       <w:r>
-        <w:t>· 앱 출시·운영 중(PMF 검증·스케일업). 프롬프트 운영 시스템(진단표·정답셋·채점 하네스) 작동 중 → 0에서 시작 아님. 본 과제로 에이전트화 + Solar 전환 + 측정 자율화.</w:t>
+        <w:t>· 소크라틱(정답을 안 주고 사고를 유도)은 LLM에게 가장 어려운 교수법이다. 우리는 이 난제에 Solar를 핵심 추론 엔진으로 깊이 투입해 교육특화 Solar의 한계를 함께 밀어붙인다.</w:t>
+      </w:r>
+    </w:p>
+    <w:p>
+      <w:r>
+        <w:t>· Document Parse: 교재·문법 자료를 구조화해 학습 지식베이스로. Information Extract: 일기·답안에서 오개념·학습이력을 구조화 추출.</w:t>
+      </w:r>
+    </w:p>
+    <w:p>
+      <w:r>
+        <w:t>· 그 과정의 골든셋·평가셋·오류 데이터는 업스테이지에 남는 교육특화 Solar 개선 자산이 된다.</w:t>
       </w:r>
     </w:p>
     <w:p>
@@ -22890,12 +22852,12 @@
     </w:p>
     <w:p>
       <w:r>
-        <w:t>· 총괄: Solar 기반 자기참조형 소크라틱 튜터 Agent PoC 완성 — 세부과제 ①②③ 통합 동작 + 학습효과·지속 입증.</w:t>
+        <w:t>· 영어로 검증된 학습 메커니즘을 Solar 기반 도메인 중립 '학습 Agent'로 고차원 구현 — 세부과제 ①②③ 통합 + 라이브 유저 검증.</w:t>
       </w:r>
     </w:p>
     <w:p>
       <w:r>
-        <w:t>· 정량 목표: 오개념 진단 정확도 ≥85% / 발문 적절성(전문가 5점) ≥4.0 / 정답 직접노출률 ≤5% / 6축 채점 품질 ≥93(현 92.1) / 개인화 발문 비율 ≥90% / 발문 p95 ≤1.0s / 계약 게이트 통과 100% / 인출 세션 비율 ≥70% / 백지 인출 비율 ≥60% / 오답 후 복귀율 기준선 +20% / 베타 학습자 ≥100명(8주).</w:t>
+        <w:t>· 공동 성과 목표: 교육특화 Solar 발문 품질 향상 + Solar 기반 소크라틱 튜터의 학습효과 입증 + 재사용 가능한 골든셋·eval 구축.</w:t>
       </w:r>
     </w:p>
     <w:p>
@@ -22903,27 +22865,22 @@
         <w:rPr>
           <w:b/>
         </w:rPr>
-        <w:t>추진전략 — 업스테이지 자원 활용</w:t>
+        <w:t>협업 구조 (역할 분담)</w:t>
       </w:r>
     </w:p>
     <w:p>
       <w:r>
-        <w:t>· Solar Open·Console API 크레딧·온프레미스 테스트 라이선스 → 모델 슬롯 교체·보안 서빙.</w:t>
+        <w:t>· 업스테이지: Solar(Console API·온프레미스 라이선스)·Document Parse·Information Extract 제공, Edu팀·NFM센터 교수법 멘토링, 사업화(API 할인) 지원.</w:t>
       </w:r>
     </w:p>
     <w:p>
       <w:r>
-        <w:t>· 업스테이지 NFM센터·Edu팀 멘토링 → 교수법·발문 품질 자문, 골든셋 공동 정교화.</w:t>
+        <w:t>· 언어의숲: 학습 메커니즘·소크라틱 발문 설계, 라이브 유저 검증베드, LLMOps(계약 테스트·평가 하네스) 제공.</w:t>
       </w:r>
     </w:p>
     <w:p>
       <w:r>
-        <w:t>· DX/Agent API 할인(사업화 지원) → PoC 후 상용 전환 시 단가 경쟁력.</w:t>
-      </w:r>
-    </w:p>
-    <w:p>
-      <w:r>
-        <w:t>· 우리(측정 LLMOps·자기참조 설계·운영 앱) × 업스테이지(Solar·교육 도메인) = Solar의 교육 레퍼런스 공동 창출.</w:t>
+        <w:t>· 환원: 우리가 만든 교육특화 골든셋·오류 taxonomy·eval 리포트를 업스테이지와 공유 → Solar 교육 도메인 강화.</w:t>
       </w:r>
     </w:p>
     <w:p>
@@ -23019,22 +22976,22 @@
     </w:p>
     <w:p>
       <w:r>
-        <w:t>· 이찬중(대표, CEO/CSO·R&amp;D/Product): KAIST 데이터전략연구실(석사), 서강대 예술공학(학사), 인지심리·학습과학·IS, 대통령과학장학생, 크래프톤 전략기획/게임개발PD, 콴다 콘텐츠전략 → 학습설계·자기참조 이론 총괄.</w:t>
+        <w:t>· 이찬중(대표, CEO/CSO): KAIST 데이터전략 연구실(석사), 인지심리·학습과학·정보시스템(IS), 대통령과학장학생, 크래프톤 게임개발PD(몰입 설계)·콴다 콘텐츠전략 → 학습 메커니즘 연구 총괄.</w:t>
       </w:r>
     </w:p>
     <w:p>
       <w:r>
-        <w:t>· 서동재(CTO, 100%): 서울대 수리과학/전기전자, 풀스택 외주 40여회, NestJS·실시간·결제 → 에이전트 백엔드·라우터·서빙 구현.</w:t>
+        <w:t>· 서동재(CTO, 100%): 서울대 수리과학/전기전자, 풀스택 외주 40여회, NestJS·실시간(WebSocket)·결제 → Agent·LLMOps·서빙 구현.</w:t>
       </w:r>
     </w:p>
     <w:p>
       <w:r>
-        <w:t>· 김지아(Product Designer, 100%): UI/UX 2년 → 소크라틱 학습 UX.</w:t>
+        <w:t>· 김지아(Product Designer, 100%): UI/UX 2년 → 학습 경험 설계.</w:t>
       </w:r>
     </w:p>
     <w:p>
       <w:r>
-        <w:t>· 김민주(Frontend Engineer, 100%): 프론트엔드 1년·게임화 4회 → 클라이언트·동기설계 UI.</w:t>
+        <w:t>· 김민주(Frontend Engineer, 100%): 프론트엔드 1년·게임화 앱 4회 → 클라이언트 구현.</w:t>
       </w:r>
     </w:p>
     <w:p>
@@ -23044,7 +23001,7 @@
     </w:p>
     <w:p>
       <w:r>
-        <w:t>· 팀 회복력 원칙: 지식을 사람 머릿속이 아니라 시스템·문서·계약 테스트에 둠(누가 빠져도 대응 가능).</w:t>
+        <w:t>· → 인지심리·학습과학·AI를 한 팀에서 융합하는, 학습 난제를 풀 수 있는 보기 드문 구성.</w:t>
       </w:r>
     </w:p>
     <w:p>
@@ -23146,27 +23103,27 @@
         <w:rPr>
           <w:b/>
         </w:rPr>
-        <w:t>개발계획 — 월별 마일스톤 (2026.7~12)</w:t>
+        <w:t>월별 마일스톤 (2026.7~12) — 이미 구현된 ①②③를 Solar로 고도화</w:t>
       </w:r>
     </w:p>
     <w:p>
       <w:r>
-        <w:t>· M1(7월) LLM 레이어: Solar를 라우터 모델 슬롯에 통합, 결정론(temp 0~0.2), 사진입력 복구, 프롬프트 외부화.</w:t>
+        <w:t>· M1(7월): Solar를 핵심 추론 엔진으로 통합(기존 Agent에 Solar 전환), 발문 결정론 정책 정비.</w:t>
       </w:r>
     </w:p>
     <w:p>
       <w:r>
-        <w:t>· M2(8월) LLMOps: 계약 게이트·6축 eval 하네스 CI화, 관측(usage·p95), 골든셋 Solar 재정렬.</w:t>
+        <w:t>· M2(8월): 교육특화 골든셋·6축 평가 하네스 구축, Solar 발문 품질 측정·개선 루프 가동.</w:t>
       </w:r>
     </w:p>
     <w:p>
       <w:r>
-        <w:t>· M3(9~10월) 에이전트(PoC 핵심): ① persona-analyzer(오개념 진단) ② socratic-tutor(발문) ③ dossier RAG 통합 동작.</w:t>
+        <w:t>· M3(9~10월): ① 오개념 진단 ② 소크라틱 발문 ③ 개인화 학습 — 3기능을 'Solar 학습 Agent'로 통합 고도화 (PoC 핵심).</w:t>
       </w:r>
     </w:p>
     <w:p>
       <w:r>
-        <w:t>· M4(11~12월) 학습성과·검증: 베타 학습자 검증, 학습 KPI 측정, 데모·성과공유회 산출물.</w:t>
+        <w:t>· M4(11~12월): 라이브 유저 검증, 학습효과·발문 품질 입증, 데모·성과공유회 산출물.</w:t>
       </w:r>
     </w:p>
     <w:p>
@@ -23174,12 +23131,12 @@
         <w:rPr>
           <w:b/>
         </w:rPr>
-        <w:t>수요기관(업스테이지) 협업방안</w:t>
+        <w:t>수요기관(업스테이지) 협업 매핑</w:t>
       </w:r>
     </w:p>
     <w:p>
       <w:r>
-        <w:t>· M1 Console API 크레딧+온프레미스 라이선스로 Solar 통합 / M2 Edu팀 멘토링으로 골든셋·채점기준 정교화 / M3 NFM센터 교수법 자문으로 발문 품질 검증 / M4 공동 데모·레퍼런스화.</w:t>
+        <w:t>· M1 Solar 크레딧·라이선스 / M2 Edu팀 멘토링으로 골든셋·교수법 정교화 / M3 NFM센터 발문 품질 자문 / M4 공동 데모·레퍼런스화.</w:t>
       </w:r>
     </w:p>
     <w:p>
@@ -23187,22 +23144,22 @@
         <w:rPr>
           <w:b/>
         </w:rPr>
-        <w:t>PoC 수행계획 — 검증 설계</w:t>
+        <w:t>PoC 검증</w:t>
       </w:r>
     </w:p>
     <w:p>
       <w:r>
-        <w:t>· 대상/규모: 기존 활성유저 풀에서 베타 학습자 ≥100명, 8주 검증(운영 앱 보유 → 별도 모집 불요).</w:t>
+        <w:t>· 대상: 기존 라이브 유저 풀에서 베타 ≥100명, 8주 (별도 모집 불요 = 실행력).</w:t>
       </w:r>
     </w:p>
     <w:p>
       <w:r>
-        <w:t>· 측정지표(2 경로): (시스템) 오개념 진단 정확도·발문 적절성·정답 직접노출률·p95 / (학습효과·지속) 인출 세션 비율·오답 후 복귀율·자기생성 문장 비율·백지 인출 비율·상태전이(활성/휴면/이탈).</w:t>
+        <w:t>· 측정: 오개념 진단 정확도, 소크라틱 발문 적절성(정답 직접노출 회피율), 개인화 반영율 + 학습 지속(자발적 재학습·오답 후 복귀).</w:t>
       </w:r>
     </w:p>
     <w:p>
       <w:r>
-        <w:t>· 핵심가설: 자기참조 소크라틱 튜터가 난이도를 낮추지 않고도 인출·지속을 동시에 높인다.</w:t>
+        <w:t>· 산출물: 교육특화 Solar 골든셋·eval = 업스테이지에 남는 자산.</w:t>
       </w:r>
     </w:p>
     <w:p>
@@ -23341,17 +23298,12 @@
         <w:rPr>
           <w:b/>
         </w:rPr>
-        <w:t>목표시장</w:t>
+        <w:t>업스테이지가 가져갈 것</w:t>
       </w:r>
     </w:p>
     <w:p>
       <w:r>
-        <w:t>· 글로벌 언어학습 TAM 60조+, 한국어 학습 SAM 1.5조(재한 외국인 270만·K-Culture 팬덤, CAGR 25.1%), SOM 1조(영미권 한인교민·국내).</w:t>
-      </w:r>
-    </w:p>
-    <w:p>
-      <w:r>
-        <w:t>· 트랙션: D1 리텐션 30.1%(업계 2배), ARPPU 55,292원, 결제전환 3.3%, LTV/CAC 4.73(해외 7.8), 월 6,900원 구독.</w:t>
+        <w:t>· 교육 버티컬의 Solar 간판 레퍼런스(라이브 유저 보유 앱 → 즉시 홍보 가능), 교육특화 Solar 개선 데이터, Solar/DP/IE API 사용량 견인.</w:t>
       </w:r>
     </w:p>
     <w:p>
@@ -23359,38 +23311,17 @@
         <w:rPr>
           <w:b/>
         </w:rPr>
-        <w:t>수익모델</w:t>
+        <w:t>우리 시장·매출</w:t>
       </w:r>
     </w:p>
     <w:p>
       <w:r>
-        <w:t>· 구독(월 6,900원) → 소액결제 → Free to Learn 단계적 수익화. 해외(영미권 교민) 결제전환 국내 2.7배.</w:t>
+        <w:t>· 이미 매출·결제전환(2-3%) 발생 중 — 사업화 트랙레코드 보유. 국내 영어학습 1조, 글로벌 60조 시장. 구독(월 6,900원)+소액결제 BM.</w:t>
       </w:r>
     </w:p>
     <w:p>
       <w:r>
-        <w:rPr>
-          <w:b/>
-        </w:rPr>
-        <w:t>수요기관(업스테이지)에 미치는 영향</w:t>
-      </w:r>
-    </w:p>
-    <w:p>
-      <w:r>
-        <w:t>· Solar의 교육·언어학습 도메인 레퍼런스 확보 + Solar/DP/IE API 사용량 견인 + 소크라틱 교수법 골든셋 공동자산.</w:t>
-      </w:r>
-    </w:p>
-    <w:p>
-      <w:r>
-        <w:rPr>
-          <w:b/>
-        </w:rPr>
-        <w:t>사업화 경로</w:t>
-      </w:r>
-    </w:p>
-    <w:p>
-      <w:r>
-        <w:t>· PoC(소크라틱 튜터) → 상용 앱 탑재 → B2C 확장. 가점: 선정 시 2027 초격차 스타트업 프로젝트 서류평가 가점 2점.</w:t>
+        <w:t>· 가점: 선정 시 2027 초격차 스타트업 프로젝트 서류평가 가점 2점.</w:t>
       </w:r>
     </w:p>
     <w:p>
@@ -23496,22 +23427,17 @@
     </w:p>
     <w:p>
       <w:r>
-        <w:t>· 언어쌍 확장: 같은 아키텍처(언어쌍 비종속·config화)로 KO→EN(현재) → EN→KO(한국어 학습, 재한 외국인·K-Culture) → 다국어(일/중). 새 언어쌍 = 아키텍처 재작업 아닌 config+골든셋 추가.</w:t>
+        <w:t>· 도메인 중립 학습 메커니즘 → 영어(현재) → 한국어 학습(재한 외국인·K-Culture) → 다국어. 새 도메인 = 재개발이 아닌 config·데이터 추가.</w:t>
       </w:r>
     </w:p>
     <w:p>
       <w:r>
-        <w:t>· 제품 확장(3단계 GTM): 1)구독 락인 → 2)글로벌 광고·소액결제 → 3)언어교환 소셜 플랫폼 + 학습엔진 B2B/B2G 납품(성인 영어교육·외교부 한국어).</w:t>
+        <w:t>· '학습 Agent'를 B2B/B2G 학습엔진으로 납품(성인 영어교육·공교육·외교부 한국어) → 교육 전반 확장.</w:t>
       </w:r>
     </w:p>
     <w:p>
       <w:r>
-        <w:t>· 북극성: 텍스트 문답 → 실시간 음성 자유대화(전화영어)+한↔영 코드스위칭. 라우터·dossier 설계상 "레이어 추가"이지 재설계 아님.</w:t>
-      </w:r>
-    </w:p>
-    <w:p>
-      <w:r>
-        <w:t>· 피어그룹 엑싯 레퍼런스: Duolingo 4.6조 IPO·Azar 2조 Exit·Character.ai 3.6조 Exit → 5년 내 2천억 밸류 목표.</w:t>
+        <w:t>· 학습 딥테크라서 '영어'를 넘어 모든 학습 분야로 확장 가능 — Solar 교육 생태계와 동반 성장.</w:t>
       </w:r>
     </w:p>
     <w:p>

--- a/proposal/협업과제_수행계획서_언어의숲_초안.docx
+++ b/proposal/협업과제_수행계획서_언어의숲_초안.docx
@@ -22493,17 +22493,17 @@
         <w:rPr>
           <w:b/>
         </w:rPr>
-        <w:t>제품(서비스) 개요</w:t>
+        <w:t>제품(서비스) 개요 — 시스템 관점</w:t>
       </w:r>
     </w:p>
     <w:p>
       <w:r>
-        <w:t>· 언어의숲: 유저의 일상 일기를 소재로, 스스로 문장을 떠올려 표현하게 하는 개인화 학습 AI. iOS·Android 라이브 서비스 중, KAIST 데이터전략 연구실 창업팀.</w:t>
+        <w:t>· 언어의숲: 유저 일기(텍스트+사진)를 소재로 스스로 문장을 인출·표현하게 하는 개인화 학습 AI. NestJS 백엔드 위에서 모든 LLM 호출을 단일 라우터로 통합 운영. iOS·Android 라이브, KAIST 데이터전략 연구실 창업팀.</w:t>
       </w:r>
     </w:p>
     <w:p>
       <w:r>
-        <w:t>· Agent 정체성 = "유저를 깊이 아는 외국인 친구": 일기로 학습자의 관심사·수준·오개념을 이해하고, 그 위에서 소크라틱하게 질문을 던진다.</w:t>
+        <w:t>· Agent 정체성 = "유저를 깊이 아는 외국인 친구": 일기·사진으로 학습자 페르소나(관심사·수준·오개념)를 구조화 문서(dossier)로 만들고, 그 위에서 소크라틱하게 질문을 던진다.</w:t>
       </w:r>
     </w:p>
     <w:p>
@@ -22511,27 +22511,27 @@
         <w:rPr>
           <w:b/>
         </w:rPr>
-        <w:t>본 과제 세부과제 ①②③ — 우리는 이미 구현 중</w:t>
+        <w:t>본 과제 세부과제 ①②③ — 우리는 이미 구현·운영 중</w:t>
       </w:r>
     </w:p>
     <w:p>
       <w:r>
-        <w:t>· ① 학습자 의도·오개념 진단: 일기·답안에서 학습자의 의도와 오개념을 진단하는 기능을 이미 운영 중.</w:t>
+        <w:t>· ① 학습자 의도·오개념 진단: 일기·답안을 입력받아 오류 패턴(진단표 5패턴: opener·시제/상·명사화·강조·형식)과 멘탈모델·CEFR을 진단하는 persona-analyzer를 운영 중. 결과는 학습자별 dossier로 누적.</w:t>
       </w:r>
     </w:p>
     <w:p>
       <w:r>
-        <w:t>· ② 소크라틱 발문 생성: 정답을 먼저 주지 않고 유저에게 먼저 질문해 사고를 유도하며 실시간 응답하는 발문 엔진을 개발·고도화 중.</w:t>
+        <w:t>· ② 소크라틱 발문 생성: 답안+정답+dossier를 입력받아 정답을 즉시 노출하지 않고 사고를 유도하는 발문을 생성하는 socratic-tutor를 개발·고도화 중. '되묻기 금지 계약'·입력슬롯(#입력문) 분리로 빈응답·정답누설을 차단.</w:t>
       </w:r>
     </w:p>
     <w:p>
       <w:r>
-        <w:t>· ③ 개인화 학습: 학습 이력을 누적해 개인화하는 시스템을 지속 구축 중.</w:t>
+        <w:t>· ③ 개인화 학습: 학습 이력을 dossier(페르소나·language_profile·오류로그·타임라인)로 누적하고, 망각곡선(SM-2/FSRS) 복습까지 연결하는 개인화 파이프라인을 지속 구축 중.</w:t>
       </w:r>
     </w:p>
     <w:p>
       <w:r>
-        <w:t>· → 세 기능 모두 자체 LLMOps/Agent로 구현돼 있어, 본 과제는 '새로 만드는 것'이 아니라 Solar로 더 고차원의 '학습 Agent'로 끌어올리는 것이다.</w:t>
+        <w:t>· → 세 기능 모두 자체 LLMOps/Agent로 구현돼 있고, 본 과제는 이 추론 엔진을 Solar로 전환·고도화하는 것이다('새로 만들기'가 아님).</w:t>
       </w:r>
     </w:p>
     <w:p>
@@ -22634,12 +22634,7 @@
     </w:p>
     <w:p>
       <w:r>
-        <w:t>· 우리는 #인지심리학 × #학습과학 × #데이터과학(AI)을 융합 연구하는 KAIST 데이터전략 연구실 창업팀이다. 해당 학습 기술로 특허 출원(10-2025-0146995).</w:t>
-      </w:r>
-    </w:p>
-    <w:p>
-      <w:r>
-        <w:t>· "학습 그 자체"를 기술로 다루는 딥테크 회사는 국내에 사실상 유일하다(대부분의 에듀테크는 콘텐츠·게임화 회사).</w:t>
+        <w:t>· #인지심리학 × #학습과학 × #데이터과학(AI)을 융합 연구하는 KAIST 데이터전략 연구실 창업팀. 해당 학습 기술로 특허 출원(10-2025-0146995). "학습 그 자체"를 기술로 다루는 딥테크는 국내에 사실상 유일(대부분의 에듀테크는 콘텐츠·게임화 회사).</w:t>
       </w:r>
     </w:p>
     <w:p>
@@ -22647,17 +22642,17 @@
         <w:rPr>
           <w:b/>
         </w:rPr>
-        <w:t>작동 증거 — 라이브 지표</w:t>
+        <w:t>작동 증거 — 라이브 + 실측 품질</w:t>
       </w:r>
     </w:p>
     <w:p>
       <w:r>
-        <w:t>· 라이브 서비스 중이며, 동종업계 평균 대비 D1 리텐션 2배(30.1%), D30 리텐션 5배(언어의숲 약 15% vs 업계 2-3%), 결제전환율 2-3%.</w:t>
+        <w:t>· 라이브 지표: D1 리텐션 2배(30.1%)·D30 리텐션 5배(약 15% vs 업계 2-3%)·결제전환 2-3%.</w:t>
       </w:r>
     </w:p>
     <w:p>
       <w:r>
-        <w:t>· → 스트릭·푸시로 만든 '가짜 리텐션'이 아니라, 내적 동기 메커니즘이 실제로 작동한다는 시장 증거.</w:t>
+        <w:t>· 채점/피드백 품질 실측: 프롬프트 v1 81.3 → v1.2 92.1점(오류 30%↓). '되묻기 0점 버그'(입력문이 역할 지시에 묻혀 빈응답)를 #입력문 슬롯 분리로 제거. 점수 노이즈(±2~7)의 원인을 생성 temp=1로 규명 후 결정론 정책으로 해소.</w:t>
       </w:r>
     </w:p>
     <w:p>
@@ -22665,12 +22660,17 @@
         <w:rPr>
           <w:b/>
         </w:rPr>
-        <w:t>실행 리스크 0 — 이미 구현, 고도화만</w:t>
+        <w:t>아키텍처 1 — 프로바이더 비종속 LLM 라우터(단일 진입점)</w:t>
       </w:r>
     </w:p>
     <w:p>
       <w:r>
-        <w:t>· 본 과제 ①②③를 이미 자체 LLMOps/Agent로 구현·운영 중. 6개월은 '0→1'이 아니라 'Solar 전환 + 고도화'.</w:t>
+        <w:t>· 모든 LLM 호출을 라우터 하나로 통합: providerOrder failover + 재시도(429/5xx 백오프) + usage 토큰·비용 집계 + 호출별 결정론 정책(temperature). 프롬프트는 코드에서 분리해 버전 태그 레지스트리로 관리.</w:t>
+      </w:r>
+    </w:p>
+    <w:p>
+      <w:r>
+        <w:t>· → Solar를 이 라우터의 1급 모델 슬롯으로 투입(config 한 줄). 기존 failover·관측·결정론 인프라를 그대로 Solar에 적용 → 안정적·측정 가능한 Solar 운영.</w:t>
       </w:r>
     </w:p>
     <w:p>
@@ -22678,22 +22678,73 @@
         <w:rPr>
           <w:b/>
         </w:rPr>
-        <w:t>Solar / Document Parse / Information Extract 활용 — 가장 어려운 과제에 깊이</w:t>
+        <w:t>아키텍처 2 — 2평면·4서브에이전트·dossier</w:t>
       </w:r>
     </w:p>
     <w:p>
       <w:r>
-        <w:t>· 소크라틱(정답을 안 주고 사고를 유도)은 LLM에게 가장 어려운 교수법이다. 우리는 이 난제에 Solar를 핵심 추론 엔진으로 깊이 투입해 교육특화 Solar의 한계를 함께 밀어붙인다.</w:t>
+        <w:t>· 비동기 분석 평면: persona-analyzer(일기+사진 vision → dossier diff: 관심사·성격·CEFR·오류패턴·멘탈모델), review-scheduler(SRS 복습).</w:t>
       </w:r>
     </w:p>
     <w:p>
       <w:r>
-        <w:t>· Document Parse: 교재·문법 자료를 구조화해 학습 지식베이스로. Information Extract: 일기·답안에서 오개념·학습이력을 구조화 추출.</w:t>
+        <w:t>· 실시간 대화 평면: socratic-tutor(채점 temp 0~0.2 + 소크라틱 피드백, 되묻기 금지 계약), problem-generator(dossier+오늘 일기 → 맞춤 문제 {primary, alternatives[3], target_error_pattern}).</w:t>
       </w:r>
     </w:p>
     <w:p>
       <w:r>
-        <w:t>· 그 과정의 골든셋·평가셋·오류 데이터는 업스테이지에 남는 교육특화 Solar 개선 자산이 된다.</w:t>
+        <w:t>· dossier(persona/language_profile/error_log/timeline)가 두 평면을 잇는 연료. 대화엔 원시 history 대신 압축 dossier만 주입(컨텍스트 효율·일관성).</w:t>
+      </w:r>
+    </w:p>
+    <w:p>
+      <w:r>
+        <w:t>· 도구 카탈로그(function-calling): get/update_persona(diff)·ingest_journal·log_error·enqueue_srs/get_due_items·grade_answer 등. 셸/파일 도구 미부여로 injection 표면 최소화.</w:t>
+      </w:r>
+    </w:p>
+    <w:p>
+      <w:r>
+        <w:rPr>
+          <w:b/>
+        </w:rPr>
+        <w:t>아키텍처 3 — 측정 기반 LLMOps(‘GPT 래핑’과의 결정적 차이)</w:t>
+      </w:r>
+    </w:p>
+    <w:p>
+      <w:r>
+        <w:t>· 2층 검증: ⓐ 계약 테스트(결정론, LLM 호출 없이 되묻기·형식 위반 검출) = 머지 차단 블로킹 게이트, ⓑ 6축 품질 eval(골든셋) = report-only.</w:t>
+      </w:r>
+    </w:p>
+    <w:p>
+      <w:r>
+        <w:t>· eval 신뢰화: 채점 temp=0·다회 평균, 예시↔정답셋 분리(오염 방지). 골든셋은 유저 피드백 태깅으로 지속 성장. 관측: usage 비용 + p95 latency + 세션/유저ID 구조화 로그.</w:t>
+      </w:r>
+    </w:p>
+    <w:p>
+      <w:r>
+        <w:rPr>
+          <w:b/>
+        </w:rPr>
+        <w:t>Solar / Document Parse / Information Extract 활용 — 최난도 과제에 깊이</w:t>
+      </w:r>
+    </w:p>
+    <w:p>
+      <w:r>
+        <w:t>· Solar = socratic-tutor·persona-analyzer의 핵심 추론 슬롯(강력추론·멀티모달 티어). 소크라틱(정답 안 주고 사고 유도)은 LLM 최난도 교수법 → Solar의 한계를 함께 밀어붙인다.</w:t>
+      </w:r>
+    </w:p>
+    <w:p>
+      <w:r>
+        <w:t>· 결정론 정책(temp 0~0.2)+structured output(점수 정수)으로 Solar 출력 노이즈 제거, #입력문 슬롯 분리로 Solar 되묻기 방지.</w:t>
+      </w:r>
+    </w:p>
+    <w:p>
+      <w:r>
+        <w:t>· Document Parse: 교재·문법 레퍼런스를 구조화해 RAG 지식베이스 구축. Information Extract: 일기·답안에서 오류패턴·학습이력을 구조화 추출 → dossier 자동 갱신.</w:t>
+      </w:r>
+    </w:p>
+    <w:p>
+      <w:r>
+        <w:t>· 우리의 골든셋·6축 eval로 Solar 교육 발문 품질을 정량 측정 → 그 데이터·오류 taxonomy가 업스테이지에 남는 교육특화 Solar 개선 자산.</w:t>
       </w:r>
     </w:p>
     <w:p>
@@ -22852,12 +22903,12 @@
     </w:p>
     <w:p>
       <w:r>
-        <w:t>· 영어로 검증된 학습 메커니즘을 Solar 기반 도메인 중립 '학습 Agent'로 고차원 구현 — 세부과제 ①②③ 통합 + 라이브 유저 검증.</w:t>
+        <w:t>· 영어로 검증된 학습 메커니즘을 Solar 기반 도메인 중립 '학습 Agent'로 고차원 구현 — ①②③ 통합 + 라이브 유저 검증.</w:t>
       </w:r>
     </w:p>
     <w:p>
       <w:r>
-        <w:t>· 공동 성과 목표: 교육특화 Solar 발문 품질 향상 + Solar 기반 소크라틱 튜터의 학습효과 입증 + 재사용 가능한 골든셋·eval 구축.</w:t>
+        <w:t>· 정량 목표: 6축 발문/채점 품질 92.1 → 93+, 되묻기 회귀 0(계약 게이트 통과 100%), 발문 응답 p95 ≤1.0s, 오개념 진단 정확도·소크라틱 발문 적절성(정답 직접노출 회피율) 목표 달성.</w:t>
       </w:r>
     </w:p>
     <w:p>
@@ -22870,17 +22921,22 @@
     </w:p>
     <w:p>
       <w:r>
-        <w:t>· 업스테이지: Solar(Console API·온프레미스 라이선스)·Document Parse·Information Extract 제공, Edu팀·NFM센터 교수법 멘토링, 사업화(API 할인) 지원.</w:t>
+        <w:t>· 업스테이지: Solar(Console API·온프레미스 라이선스)·Document Parse·Information Extract 제공, Edu팀·NFM센터 교수법·발문 멘토링, 사업화(API 할인) 지원.</w:t>
       </w:r>
     </w:p>
     <w:p>
       <w:r>
-        <w:t>· 언어의숲: 학습 메커니즘·소크라틱 발문 설계, 라이브 유저 검증베드, LLMOps(계약 테스트·평가 하네스) 제공.</w:t>
+        <w:t>· 언어의숲: 학습 메커니즘·소크라틱 발문 설계, 라우터/LLMOps(계약 게이트·6축 eval·관측), 라이브 유저 검증베드 제공.</w:t>
       </w:r>
     </w:p>
     <w:p>
       <w:r>
-        <w:t>· 환원: 우리가 만든 교육특화 골든셋·오류 taxonomy·eval 리포트를 업스테이지와 공유 → Solar 교육 도메인 강화.</w:t>
+        <w:t>· Solar 모델 라우팅(티어별 슬롯): socratic-tutor=Solar(강력추론), persona-analyzer=Solar(멀티모달), problem-generator=Solar 경량 — Solar 라인업을 역량 티어에 매핑.</w:t>
+      </w:r>
+    </w:p>
+    <w:p>
+      <w:r>
+        <w:t>· 환원: 교육특화 골든셋·오류 taxonomy·eval 리포트를 업스테이지와 공유 → Solar 교육 도메인 강화.</w:t>
       </w:r>
     </w:p>
     <w:p>
@@ -22981,7 +23037,7 @@
     </w:p>
     <w:p>
       <w:r>
-        <w:t>· 서동재(CTO, 100%): 서울대 수리과학/전기전자, 풀스택 외주 40여회, NestJS·실시간(WebSocket)·결제 → Agent·LLMOps·서빙 구현.</w:t>
+        <w:t>· 서동재(CTO, 100%): 서울대 수리과학/전기전자, 풀스택 외주 40여회, NestJS·실시간(WebSocket)·결제 → LLM 라우터·에이전트·서빙 구현.</w:t>
       </w:r>
     </w:p>
     <w:p>
@@ -23001,7 +23057,7 @@
     </w:p>
     <w:p>
       <w:r>
-        <w:t>· → 인지심리·학습과학·AI를 한 팀에서 융합하는, 학습 난제를 풀 수 있는 보기 드문 구성.</w:t>
+        <w:t>· → 인지심리·학습과학·AI를 한 팀에서 융합하는, 학습 난제를 풀 수 있는 보기 드문 구성. 지식을 시스템·문서·계약 테스트에 두어(코드 밖 운영 프로세스화) 팀 회복력 확보.</w:t>
       </w:r>
     </w:p>
     <w:p>
@@ -23103,27 +23159,27 @@
         <w:rPr>
           <w:b/>
         </w:rPr>
-        <w:t>월별 마일스톤 (2026.7~12) — 이미 구현된 ①②③를 Solar로 고도화</w:t>
+        <w:t>월별 마일스톤 — '측정 가능한 토대 위에 에이전트' 순서</w:t>
       </w:r>
     </w:p>
     <w:p>
       <w:r>
-        <w:t>· M1(7월): Solar를 핵심 추론 엔진으로 통합(기존 Agent에 Solar 전환), 발문 결정론 정책 정비.</w:t>
+        <w:t>· M1(7월) LLM 레이어 — Solar 통합: 라우터에 Solar 슬롯 투입(failover·재시도·usage 집계 계승), 호출별 결정론 정책(채점·발문 temp 0~0.2, structured 점수), #입력문 슬롯 분리로 되묻기 차단, 사진(vision) 입력 경로 활성화.</w:t>
       </w:r>
     </w:p>
     <w:p>
       <w:r>
-        <w:t>· M2(8월): 교육특화 골든셋·6축 평가 하네스 구축, Solar 발문 품질 측정·개선 루프 가동.</w:t>
+        <w:t>· M2(8월) LLMOps — Solar 측정 게이트: 계약 테스트(되묻기·형식, 블로킹) + 6축 eval(골든셋) CI화, 교육특화 골든셋·정답셋 구축(예시↔정답 분리), p95·usage 관측. Solar 발문 품질 측정→개선 루프 가동.</w:t>
       </w:r>
     </w:p>
     <w:p>
       <w:r>
-        <w:t>· M3(9~10월): ① 오개념 진단 ② 소크라틱 발문 ③ 개인화 학습 — 3기능을 'Solar 학습 Agent'로 통합 고도화 (PoC 핵심).</w:t>
+        <w:t>· M3(9~10월) 학습 Agent — ①②③ 통합 고도화(PoC 핵심): ① persona-analyzer로 오개념(5패턴)·CEFR 진단→dossier, ② socratic-tutor로 되묻기 금지 발문 생성(채점 결정론+소크라틱 피드백), ③ dossier RAG로 학습이력 주입·개인화 + SRS(SM-2/FSRS) 복습. Information Extract로 dossier 자동 갱신, Document Parse로 교재 지식베이스 구축.</w:t>
       </w:r>
     </w:p>
     <w:p>
       <w:r>
-        <w:t>· M4(11~12월): 라이브 유저 검증, 학습효과·발문 품질 입증, 데모·성과공유회 산출물.</w:t>
+        <w:t>· M4(11~12월) 검증·입증: 라이브 유저 베타로 학습효과·발문 품질 측정, 골든셋/eval 리포트화, 데모·성과공유회 산출.</w:t>
       </w:r>
     </w:p>
     <w:p>
@@ -23131,7 +23187,7 @@
         <w:rPr>
           <w:b/>
         </w:rPr>
-        <w:t>수요기관(업스테이지) 협업 매핑</w:t>
+        <w:t>업스테이지 협업 매핑</w:t>
       </w:r>
     </w:p>
     <w:p>
@@ -23144,22 +23200,27 @@
         <w:rPr>
           <w:b/>
         </w:rPr>
-        <w:t>PoC 검증</w:t>
+        <w:t>PoC 검증 — 측정 설계</w:t>
       </w:r>
     </w:p>
     <w:p>
       <w:r>
-        <w:t>· 대상: 기존 라이브 유저 풀에서 베타 ≥100명, 8주 (별도 모집 불요 = 실행력).</w:t>
+        <w:t>· 대상: 라이브 유저 풀 베타 ≥100명, 8주 (별도 모집 불요 = 실행력).</w:t>
       </w:r>
     </w:p>
     <w:p>
       <w:r>
-        <w:t>· 측정: 오개념 진단 정확도, 소크라틱 발문 적절성(정답 직접노출 회피율), 개인화 반영율 + 학습 지속(자발적 재학습·오답 후 복귀).</w:t>
+        <w:t>· 시스템 지표: 6축 발문/채점 품질(≥93), 되묻기/형식 위반 0(계약 게이트), 발문 p95 ≤1.0s, 오개념 진단 정확도, 정답 직접노출 회피율, 개인화 반영율.</w:t>
       </w:r>
     </w:p>
     <w:p>
       <w:r>
-        <w:t>· 산출물: 교육특화 Solar 골든셋·eval = 업스테이지에 남는 자산.</w:t>
+        <w:t>· 학습 지표: 자발적 재학습·오답 후 복귀 등 '내적 동기로 지속'을 보는 상태 기반 측정.</w:t>
+      </w:r>
+    </w:p>
+    <w:p>
+      <w:r>
+        <w:t>· 산출물: 교육특화 Solar 골든셋·오류 taxonomy·eval 리포트 = 업스테이지에 남는 자산.</w:t>
       </w:r>
     </w:p>
     <w:p>
@@ -23303,7 +23364,7 @@
     </w:p>
     <w:p>
       <w:r>
-        <w:t>· 교육 버티컬의 Solar 간판 레퍼런스(라이브 유저 보유 앱 → 즉시 홍보 가능), 교육특화 Solar 개선 데이터, Solar/DP/IE API 사용량 견인.</w:t>
+        <w:t>· 교육 버티컬의 Solar 간판 레퍼런스(라이브 유저 보유 앱 → 즉시 홍보 가능), 교육특화 Solar 개선 데이터(골든셋·오류 taxonomy·eval), Solar/DP/IE API 사용량 견인.</w:t>
       </w:r>
     </w:p>
     <w:p>
@@ -23427,17 +23488,17 @@
     </w:p>
     <w:p>
       <w:r>
-        <w:t>· 도메인 중립 학습 메커니즘 → 영어(현재) → 한국어 학습(재한 외국인·K-Culture) → 다국어. 새 도메인 = 재개발이 아닌 config·데이터 추가.</w:t>
+        <w:t>· 도메인 중립 학습 메커니즘 → 영어(현재) → 한국어 학습(재한 외국인·K-Culture) → 다국어. 새 도메인 = 재개발이 아닌 config(언어쌍 L1→L2)·골든셋·오류 taxonomy 추가.</w:t>
       </w:r>
     </w:p>
     <w:p>
       <w:r>
-        <w:t>· '학습 Agent'를 B2B/B2G 학습엔진으로 납품(성인 영어교육·공교육·외교부 한국어) → 교육 전반 확장.</w:t>
+        <w:t>· 음성 확장(북극성): socratic-tutor 앞뒤에 STT/TTS + 저지연 양방향 스트리밍(WebRTC)을 얹어 "전화영어"식 실시간 대화로. 라우터·dossier 설계라 "레이어 추가"이지 재설계 아님.</w:t>
       </w:r>
     </w:p>
     <w:p>
       <w:r>
-        <w:t>· 학습 딥테크라서 '영어'를 넘어 모든 학습 분야로 확장 가능 — Solar 교육 생태계와 동반 성장.</w:t>
+        <w:t>· '학습 Agent'를 B2B/B2G 학습엔진으로 납품(성인 영어교육·공교육·외교부 한국어) → 교육 전반 확장. 학습 딥테크라서 '영어'를 넘어 모든 학습 분야로 확장, Solar 교육 생태계와 동반 성장.</w:t>
       </w:r>
     </w:p>
     <w:p>

--- a/proposal/협업과제_수행계획서_언어의숲_초안.docx
+++ b/proposal/협업과제_수행계획서_언어의숲_초안.docx
@@ -279,7 +279,7 @@
           </w:tcPr>
           <w:p>
             <w:r>
-              <w:t>Solar LLM 기반 자기참조형 소크라틱 영어학습 AI 튜터 Agent</w:t>
+              <w:t>Solar 기반 오개념 진단·소크라틱 발문 개인화 학습 AI 튜터 Agent</w:t>
             </w:r>
           </w:p>
         </w:tc>
@@ -22470,22 +22470,17 @@
         <w:rPr>
           <w:b/>
         </w:rPr>
-        <w:t>제안 요지</w:t>
+        <w:t>회사 소개 (간단)</w:t>
       </w:r>
     </w:p>
     <w:p>
       <w:r>
-        <w:t>· 언어의숲은 '영어일기앱'으로 보이지만, 본질은 'AI·영어' 스타트업이 아니라 '학습' 딥테크 스타트업이다. 우리는 "어려움에도 불구하고 자발적으로 학습하게 만드는" 기술을 연구한다.</w:t>
+        <w:t>· 언어의숲은 "어려움에도 불구하고 자발적으로 학습하게 만드는" 학습 메커니즘을 연구하는 KAIST 데이터전략 연구실 발(發) 학습 딥테크다 — AI·콘텐츠 회사가 아니라 "학습" 자체를 기술로 다루는 회사.</w:t>
       </w:r>
     </w:p>
     <w:p>
       <w:r>
-        <w:t>· 기존 에듀테크는 스트릭·게임화로 억지 리텐션을 만든다. 우리는 학습자의 내적 동기를 자극해 스스로 학습을 지속하게 만든다 — 그 결과가 아래 라이브 지표다.</w:t>
-      </w:r>
-    </w:p>
-    <w:p>
-      <w:r>
-        <w:t>· 본 PoC 과제(소크라틱 학습 튜터)는 특정 과목에 종속되지 않는 도메인 중립 학습 메커니즘이다. 우리는 이를 '영어'로 이미 라이브 서비스하며 검증했다 — "영어를 빼면, 그것이 곧 본 과제"다.</w:t>
+        <w:t>· 우리는 이 메커니즘을 라이브 서비스로 시장 검증했다(현 검증 도메인: 영어학습 앱) — D1 리텐션 2배, D30 리텐션 5배, 결제전환 2-3%. ※ 영어는 우리의 검증 도메인일 뿐, 본 과제는 도메인 중립 "학습 Agent"다.</w:t>
       </w:r>
     </w:p>
     <w:p>
@@ -22493,17 +22488,17 @@
         <w:rPr>
           <w:b/>
         </w:rPr>
-        <w:t>제품(서비스) 개요 — 시스템 관점</w:t>
+        <w:t>본 과제와 우리 기술의 적합성 — 본 제안의 핵심</w:t>
       </w:r>
     </w:p>
     <w:p>
       <w:r>
-        <w:t>· 언어의숲: 유저 일기(텍스트+사진)를 소재로 스스로 문장을 인출·표현하게 하는 개인화 학습 AI. NestJS 백엔드 위에서 모든 LLM 호출을 단일 라우터로 통합 운영. iOS·Android 라이브, KAIST 데이터전략 연구실 창업팀.</w:t>
+        <w:t>· 본 PoC가 요구하는 ① 학습자 의도·오개념 진단 ② 소크라틱 발문 생성 ③ 개인화 학습 이력 RAG — 세 가지 모두 우리가 이미 자체 LLMOps/Agent로 구현·운영 중인 핵심 역량이다.</w:t>
       </w:r>
     </w:p>
     <w:p>
       <w:r>
-        <w:t>· Agent 정체성 = "유저를 깊이 아는 외국인 친구": 일기·사진으로 학습자 페르소나(관심사·수준·오개념)를 구조화 문서(dossier)로 만들고, 그 위에서 소크라틱하게 질문을 던진다.</w:t>
+        <w:t>· 따라서 본 과제는 '0→1 신규 개발'이 아니라, 검증된 학습 메커니즘을 Solar 기반 학습 Agent로 고도화·일반화하는 것 — 6개월 내 PoC 완성 가능성이 매우 높다.</w:t>
       </w:r>
     </w:p>
     <w:p>
@@ -22511,27 +22506,17 @@
         <w:rPr>
           <w:b/>
         </w:rPr>
-        <w:t>본 과제 세부과제 ①②③ — 우리는 이미 구현·운영 중</w:t>
+        <w:t>시스템 개요</w:t>
       </w:r>
     </w:p>
     <w:p>
       <w:r>
-        <w:t>· ① 학습자 의도·오개념 진단: 일기·답안을 입력받아 오류 패턴(진단표 5패턴: opener·시제/상·명사화·강조·형식)과 멘탈모델·CEFR을 진단하는 persona-analyzer를 운영 중. 결과는 학습자별 dossier로 누적.</w:t>
+        <w:t>· NestJS 백엔드 위 단일 LLM 라우터 + 2평면(비동기 분석 / 실시간 대화) 에이전트 + 학습자 프로파일(dossier) + 측정 기반 LLMOps. Solar를 핵심 추론 슬롯으로 투입.</w:t>
       </w:r>
     </w:p>
     <w:p>
       <w:r>
-        <w:t>· ② 소크라틱 발문 생성: 답안+정답+dossier를 입력받아 정답을 즉시 노출하지 않고 사고를 유도하는 발문을 생성하는 socratic-tutor를 개발·고도화 중. '되묻기 금지 계약'·입력슬롯(#입력문) 분리로 빈응답·정답누설을 차단.</w:t>
-      </w:r>
-    </w:p>
-    <w:p>
-      <w:r>
-        <w:t>· ③ 개인화 학습: 학습 이력을 dossier(페르소나·language_profile·오류로그·타임라인)로 누적하고, 망각곡선(SM-2/FSRS) 복습까지 연결하는 개인화 파이프라인을 지속 구축 중.</w:t>
-      </w:r>
-    </w:p>
-    <w:p>
-      <w:r>
-        <w:t>· → 세 기능 모두 자체 LLMOps/Agent로 구현돼 있고, 본 과제는 이 추론 엔진을 Solar로 전환·고도화하는 것이다('새로 만들기'가 아님).</w:t>
+        <w:t>· Agent 정체성 = "학습자를 깊이 아는 1:1 튜터": 학습자의 응답·이력으로 수준·오개념을 구조화하고, 그 위에서 소크라틱하게 질문을 던져 스스로 답에 이르게 한다.</w:t>
       </w:r>
     </w:p>
     <w:p>
@@ -22634,7 +22619,7 @@
     </w:p>
     <w:p>
       <w:r>
-        <w:t>· #인지심리학 × #학습과학 × #데이터과학(AI)을 융합 연구하는 KAIST 데이터전략 연구실 창업팀. 해당 학습 기술로 특허 출원(10-2025-0146995). "학습 그 자체"를 기술로 다루는 딥테크는 국내에 사실상 유일(대부분의 에듀테크는 콘텐츠·게임화 회사).</w:t>
+        <w:t>· #인지심리학 × #학습과학 × #데이터과학(AI)을 융합 연구하는 KAIST 데이터전략 연구실 창업팀. 학습 기술로 특허 출원(10-2025-0146995). "학습 그 자체"를 기술로 다루는 딥테크는 국내에 사실상 유일.</w:t>
       </w:r>
     </w:p>
     <w:p>
@@ -22647,12 +22632,12 @@
     </w:p>
     <w:p>
       <w:r>
-        <w:t>· 라이브 지표: D1 리텐션 2배(30.1%)·D30 리텐션 5배(약 15% vs 업계 2-3%)·결제전환 2-3%.</w:t>
+        <w:t>· 라이브 운영으로 검증된 학습 메커니즘: D1 리텐션 2배, D30 리텐션 5배, 결제전환 2-3% — 내적 동기로 "자발적 지속"이 실제 작동.</w:t>
       </w:r>
     </w:p>
     <w:p>
       <w:r>
-        <w:t>· 채점/피드백 품질 실측: 프롬프트 v1 81.3 → v1.2 92.1점(오류 30%↓). '되묻기 0점 버그'(입력문이 역할 지시에 묻혀 빈응답)를 #입력문 슬롯 분리로 제거. 점수 노이즈(±2~7)의 원인을 생성 temp=1로 규명 후 결정론 정책으로 해소.</w:t>
+        <w:t>· 채점/피드백 품질 측정 시스템 실측: 프롬프트 개선으로 품질 81.3 → 92.1점(오류 30%↓). 빈응답('되묻기') 버그를 입력슬롯(#입력문) 분리로 제거, 출력 노이즈(±2~7)를 결정론 정책으로 해소.</w:t>
       </w:r>
     </w:p>
     <w:p>
@@ -22670,7 +22655,7 @@
     </w:p>
     <w:p>
       <w:r>
-        <w:t>· → Solar를 이 라우터의 1급 모델 슬롯으로 투입(config 한 줄). 기존 failover·관측·결정론 인프라를 그대로 Solar에 적용 → 안정적·측정 가능한 Solar 운영.</w:t>
+        <w:t>· → Solar를 이 라우터의 1급 모델 슬롯으로 투입(config 한 줄). 기존 failover·관측·결정론 인프라를 그대로 Solar에 적용.</w:t>
       </w:r>
     </w:p>
     <w:p>
@@ -22678,27 +22663,27 @@
         <w:rPr>
           <w:b/>
         </w:rPr>
-        <w:t>아키텍처 2 — 2평면·4서브에이전트·dossier</w:t>
+        <w:t>아키텍처 2 — 2평면·서브에이전트·학습자 프로파일(dossier)</w:t>
       </w:r>
     </w:p>
     <w:p>
       <w:r>
-        <w:t>· 비동기 분석 평면: persona-analyzer(일기+사진 vision → dossier diff: 관심사·성격·CEFR·오류패턴·멘탈모델), review-scheduler(SRS 복습).</w:t>
+        <w:t>· 비동기 분석 평면: 학습자 분석기(응답·이력 → 진단 프로파일), 복습 스케줄러(망각곡선 SRS).</w:t>
       </w:r>
     </w:p>
     <w:p>
       <w:r>
-        <w:t>· 실시간 대화 평면: socratic-tutor(채점 temp 0~0.2 + 소크라틱 피드백, 되묻기 금지 계약), problem-generator(dossier+오늘 일기 → 맞춤 문제 {primary, alternatives[3], target_error_pattern}).</w:t>
+        <w:t>· 실시간 대화 평면: 소크라틱 튜터(채점 temp 0~0.2 + 발문, 되묻기 금지 계약), 문제 생성기(프로파일 기반 맞춤 문제).</w:t>
       </w:r>
     </w:p>
     <w:p>
       <w:r>
-        <w:t>· dossier(persona/language_profile/error_log/timeline)가 두 평면을 잇는 연료. 대화엔 원시 history 대신 압축 dossier만 주입(컨텍스트 효율·일관성).</w:t>
+        <w:t>· dossier(학습자 프로파일·오류 이력·진단 타임라인)가 두 평면을 잇는 연료. 대화엔 원시 history 대신 압축 dossier만 주입.</w:t>
       </w:r>
     </w:p>
     <w:p>
       <w:r>
-        <w:t>· 도구 카탈로그(function-calling): get/update_persona(diff)·ingest_journal·log_error·enqueue_srs/get_due_items·grade_answer 등. 셸/파일 도구 미부여로 injection 표면 최소화.</w:t>
+        <w:t>· 도구 카탈로그(function-calling): 프로파일 조회/갱신·오류 기록·복습 큐·채점 등. 셸/파일 도구 미부여로 injection 표면 최소화.</w:t>
       </w:r>
     </w:p>
     <w:p>
@@ -22706,17 +22691,17 @@
         <w:rPr>
           <w:b/>
         </w:rPr>
-        <w:t>아키텍처 3 — 측정 기반 LLMOps(‘GPT 래핑’과의 결정적 차이)</w:t>
+        <w:t>아키텍처 3 — 측정 기반 LLMOps</w:t>
       </w:r>
     </w:p>
     <w:p>
       <w:r>
-        <w:t>· 2층 검증: ⓐ 계약 테스트(결정론, LLM 호출 없이 되묻기·형식 위반 검출) = 머지 차단 블로킹 게이트, ⓑ 6축 품질 eval(골든셋) = report-only.</w:t>
+        <w:t>· 2층 검증: ⓐ 계약 테스트(결정론, LLM 호출 없이 형식·정답누설·되묻기 위반 검출) = 머지 차단 블로킹 게이트, ⓑ 6축 품질 eval(골든셋) = report-only.</w:t>
       </w:r>
     </w:p>
     <w:p>
       <w:r>
-        <w:t>· eval 신뢰화: 채점 temp=0·다회 평균, 예시↔정답셋 분리(오염 방지). 골든셋은 유저 피드백 태깅으로 지속 성장. 관측: usage 비용 + p95 latency + 세션/유저ID 구조화 로그.</w:t>
+        <w:t>· eval 신뢰화: 채점 temp=0·다회 평균, 예시↔정답셋 분리(오염 방지). 골든셋은 피드백 태깅으로 지속 성장. 관측: usage 비용 + p95 latency + 세션/유저ID 로그.</w:t>
       </w:r>
     </w:p>
     <w:p>
@@ -22729,22 +22714,22 @@
     </w:p>
     <w:p>
       <w:r>
-        <w:t>· Solar = socratic-tutor·persona-analyzer의 핵심 추론 슬롯(강력추론·멀티모달 티어). 소크라틱(정답 안 주고 사고 유도)은 LLM 최난도 교수법 → Solar의 한계를 함께 밀어붙인다.</w:t>
+        <w:t>· Solar = 소크라틱 튜터·학습자 분석기의 핵심 추론 슬롯. 소크라틱(정답 안 주고 사고 유도)은 LLM 최난도 교수법 → Solar의 한계를 함께 밀어붙인다.</w:t>
       </w:r>
     </w:p>
     <w:p>
       <w:r>
-        <w:t>· 결정론 정책(temp 0~0.2)+structured output(점수 정수)으로 Solar 출력 노이즈 제거, #입력문 슬롯 분리로 Solar 되묻기 방지.</w:t>
+        <w:t>· 결정론 정책(temp 0~0.2)+structured output으로 Solar 출력 노이즈 제거, 입력슬롯 분리로 Solar 되묻기 방지.</w:t>
       </w:r>
     </w:p>
     <w:p>
       <w:r>
-        <w:t>· Document Parse: 교재·문법 레퍼런스를 구조화해 RAG 지식베이스 구축. Information Extract: 일기·답안에서 오류패턴·학습이력을 구조화 추출 → dossier 자동 갱신.</w:t>
+        <w:t>· Document Parse: 학습 자료를 구조화해 RAG 지식베이스로. Information Extract: 학습자 응답에서 오개념·학습 신호를 구조화 추출 → 프로파일 자동 갱신.</w:t>
       </w:r>
     </w:p>
     <w:p>
       <w:r>
-        <w:t>· 우리의 골든셋·6축 eval로 Solar 교육 발문 품질을 정량 측정 → 그 데이터·오류 taxonomy가 업스테이지에 남는 교육특화 Solar 개선 자산.</w:t>
+        <w:t>· 골든셋·6축 eval로 Solar 발문 품질을 정량 측정 → 그 데이터·오류 taxonomy가 업스테이지에 남는 교육특화 Solar 개선 자산.</w:t>
       </w:r>
     </w:p>
     <w:p>
@@ -22903,12 +22888,12 @@
     </w:p>
     <w:p>
       <w:r>
-        <w:t>· 영어로 검증된 학습 메커니즘을 Solar 기반 도메인 중립 '학습 Agent'로 고차원 구현 — ①②③ 통합 + 라이브 유저 검증.</w:t>
+        <w:t>· 검증된 학습 메커니즘을 Solar 기반 도메인 중립 '학습 Agent'로 구현 — 본 과제 ①②③ 통합 + 라이브 검증.</w:t>
       </w:r>
     </w:p>
     <w:p>
       <w:r>
-        <w:t>· 정량 목표: 6축 발문/채점 품질 92.1 → 93+, 되묻기 회귀 0(계약 게이트 통과 100%), 발문 응답 p95 ≤1.0s, 오개념 진단 정확도·소크라틱 발문 적절성(정답 직접노출 회피율) 목표 달성.</w:t>
+        <w:t>· 정량 목표: 6축 발문/채점 품질 92.1 → 93+, 형식·정답누설·되묻기 위반 0(계약 게이트 100%), 발문 응답 p95 ≤1.0s, 오개념 진단 정확도·소크라틱 발문 적절성 목표 달성.</w:t>
       </w:r>
     </w:p>
     <w:p>
@@ -22926,17 +22911,17 @@
     </w:p>
     <w:p>
       <w:r>
-        <w:t>· 언어의숲: 학습 메커니즘·소크라틱 발문 설계, 라우터/LLMOps(계약 게이트·6축 eval·관측), 라이브 유저 검증베드 제공.</w:t>
+        <w:t>· 언어의숲: 학습 메커니즘·소크라틱 발문 설계, 라우터/LLMOps(계약 게이트·6축 eval·관측), 라이브 검증베드 제공.</w:t>
       </w:r>
     </w:p>
     <w:p>
       <w:r>
-        <w:t>· Solar 모델 라우팅(티어별 슬롯): socratic-tutor=Solar(강력추론), persona-analyzer=Solar(멀티모달), problem-generator=Solar 경량 — Solar 라인업을 역량 티어에 매핑.</w:t>
+        <w:t>· Solar 모델 라우팅(티어별 슬롯): 소크라틱 튜터=Solar(강력추론), 학습자 분석기=Solar, 문제 생성기=Solar 경량.</w:t>
       </w:r>
     </w:p>
     <w:p>
       <w:r>
-        <w:t>· 환원: 교육특화 골든셋·오류 taxonomy·eval 리포트를 업스테이지와 공유 → Solar 교육 도메인 강화.</w:t>
+        <w:t>· 환원: 교육특화 골든셋·오류 taxonomy·eval 리포트 공유 → Solar 교육 도메인 강화.</w:t>
       </w:r>
     </w:p>
     <w:p>
@@ -23057,7 +23042,7 @@
     </w:p>
     <w:p>
       <w:r>
-        <w:t>· → 인지심리·학습과학·AI를 한 팀에서 융합하는, 학습 난제를 풀 수 있는 보기 드문 구성. 지식을 시스템·문서·계약 테스트에 두어(코드 밖 운영 프로세스화) 팀 회복력 확보.</w:t>
+        <w:t>· → 인지심리·학습과학·AI를 한 팀에서 융합하는, 학습 난제를 풀 수 있는 보기 드문 구성. 지식을 시스템·문서·계약 테스트에 두어 팀 회복력 확보.</w:t>
       </w:r>
     </w:p>
     <w:p>
@@ -23159,27 +23144,129 @@
         <w:rPr>
           <w:b/>
         </w:rPr>
-        <w:t>월별 마일스톤 — '측정 가능한 토대 위에 에이전트' 순서</w:t>
+        <w:t>본 과제 3대 요구사항 — 개발 방식</w:t>
       </w:r>
     </w:p>
     <w:p>
       <w:r>
-        <w:t>· M1(7월) LLM 레이어 — Solar 통합: 라우터에 Solar 슬롯 투입(failover·재시도·usage 집계 계승), 호출별 결정론 정책(채점·발문 temp 0~0.2, structured 점수), #입력문 슬롯 분리로 되묻기 차단, 사진(vision) 입력 경로 활성화.</w:t>
+        <w:rPr>
+          <w:b/>
+        </w:rPr>
+        <w:t>■ ① 학습자 의도·오개념 진단 모델 개발</w:t>
       </w:r>
     </w:p>
     <w:p>
       <w:r>
-        <w:t>· M2(8월) LLMOps — Solar 측정 게이트: 계약 테스트(되묻기·형식, 블로킹) + 6축 eval(골든셋) CI화, 교육특화 골든셋·정답셋 구축(예시↔정답 분리), p95·usage 관측. Solar 발문 품질 측정→개선 루프 가동.</w:t>
+        <w:t>· 오개념 taxonomy 설계: 학습 도메인의 오류·오개념 유형을 구조화한 분류체계 구축(운영 도메인에서 검증된 진단 taxonomy 보유 → 일반화·확장).</w:t>
       </w:r>
     </w:p>
     <w:p>
       <w:r>
-        <w:t>· M3(9~10월) 학습 Agent — ①②③ 통합 고도화(PoC 핵심): ① persona-analyzer로 오개념(5패턴)·CEFR 진단→dossier, ② socratic-tutor로 되묻기 금지 발문 생성(채점 결정론+소크라틱 피드백), ③ dossier RAG로 학습이력 주입·개인화 + SRS(SM-2/FSRS) 복습. Information Extract로 dossier 자동 갱신, Document Parse로 교재 지식베이스 구축.</w:t>
+        <w:t>· Solar 진단 파이프라인: 학습자 응답 + 학습 맥락(이력) → Solar로 의도·오개념을 structured output(분류 라벨 + 근거)으로 추출. 결정론 정책(temp 0~0.2)으로 일관성 확보.</w:t>
       </w:r>
     </w:p>
     <w:p>
       <w:r>
-        <w:t>· M4(11~12월) 검증·입증: 라이브 유저 베타로 학습효과·발문 품질 측정, 골든셋/eval 리포트화, 데모·성과공유회 산출.</w:t>
+        <w:t>· Information Extract 연동: 학습자 응답에서 핵심 개념·오류 신호를 구조화 추출해 진단 입력을 정규화.</w:t>
+      </w:r>
+    </w:p>
+    <w:p>
+      <w:r>
+        <w:t>· 검증: 전문가 라벨링 골든셋으로 진단 정확도 측정(계약 테스트 + 6축 eval). 결과는 학습자 프로파일(dossier)에 누적.</w:t>
+      </w:r>
+    </w:p>
+    <w:p>
+      <w:r>
+        <w:rPr>
+          <w:b/>
+        </w:rPr>
+        <w:t>■ ② 소크라틱 발문 생성 엔진 개발</w:t>
+      </w:r>
+    </w:p>
+    <w:p>
+      <w:r>
+        <w:t>· 발문 정책: 진단된 오개념을 겨냥해 "정답 노출 금지 + 단계적 유도"(명료화→가정 점검→근거 요구→대안 제시→귀결 확인)의 소크라틱 발문 전략 설계.</w:t>
+      </w:r>
+    </w:p>
+    <w:p>
+      <w:r>
+        <w:t>· Solar 발문 생성: 진단 결과 + dossier → Solar로 다음 발문 생성. 되묻기 금지 계약·입력슬롯 분리로 빈응답·정답누설 차단.</w:t>
+      </w:r>
+    </w:p>
+    <w:p>
+      <w:r>
+        <w:t>· 실시간 멀티턴: 대화 평면에서 스트리밍으로 즉시 발문, 학습자 응답에 따라 적응적으로 다음 발문 생성.</w:t>
+      </w:r>
+    </w:p>
+    <w:p>
+      <w:r>
+        <w:t>· 품질 게이트: 발문 적절성(정답 직접노출 회피율·난이도 적합성·유도성)을 6축 eval로 측정, 형식·정답누설 위반은 계약 테스트로 차단. 피드백 태깅→골든셋 확장→발문 개선 루프.</w:t>
+      </w:r>
+    </w:p>
+    <w:p>
+      <w:r>
+        <w:rPr>
+          <w:b/>
+        </w:rPr>
+        <w:t>■ ③ 개인화 학습 이력 기반 RAG 시스템 구축</w:t>
+      </w:r>
+    </w:p>
+    <w:p>
+      <w:r>
+        <w:t>· 학습자 프로파일(dossier) 스키마: 학습자 특성·오개념 이력·진단 타임라인을 구조화 문서로 저장.</w:t>
+      </w:r>
+    </w:p>
+    <w:p>
+      <w:r>
+        <w:t>· RAG 인덱싱: dossier + 도메인 지식(학습 자료를 Document Parse로 구조화) 임베딩·벡터 인덱스 구축.</w:t>
+      </w:r>
+    </w:p>
+    <w:p>
+      <w:r>
+        <w:t>· 검색·주입: 현재 학습 맥락에 맞는 이력·지식을 검색해 Solar 진단/발문 프롬프트에 압축 주입(원시 history 대신 압축 dossier).</w:t>
+      </w:r>
+    </w:p>
+    <w:p>
+      <w:r>
+        <w:t>· 자동 갱신·복습: Information Extract로 매 세션 학습 신호 추출 → dossier 자동 업데이트(복리 루프). 망각곡선(SM-2/FSRS) 결정론 스케줄러로 개인화 복습.</w:t>
+      </w:r>
+    </w:p>
+    <w:p>
+      <w:r>
+        <w:rPr>
+          <w:b/>
+        </w:rPr>
+        <w:t>개발 마일스톤 (6개월, 2026.7~12)</w:t>
+      </w:r>
+    </w:p>
+    <w:p>
+      <w:r>
+        <w:t>· M1(7월) 기반: Solar 라우터 통합·결정론 정책, dossier 스키마 설계, 오개념 taxonomy v0, 골든셋·측정 게이트(계약 테스트+6축 eval) 셋업.</w:t>
+      </w:r>
+    </w:p>
+    <w:p>
+      <w:r>
+        <w:t>· M2(8월) ① 진단 모델: Information Extract 연동, Solar 진단 파이프라인 구축, 진단 정확도 골든셋 검증.</w:t>
+      </w:r>
+    </w:p>
+    <w:p>
+      <w:r>
+        <w:t>· M3(9월) ② 발문 엔진: 소크라틱 발문 정책, 실시간 멀티턴 생성, 발문 품질 eval·계약 게이트 가동.</w:t>
+      </w:r>
+    </w:p>
+    <w:p>
+      <w:r>
+        <w:t>· M4(10월) ③ RAG: dossier RAG 인덱싱·검색·주입, Document Parse 지식베이스, 자동 갱신·SRS 복습.</w:t>
+      </w:r>
+    </w:p>
+    <w:p>
+      <w:r>
+        <w:t>· M5(11월) 통합: ①②③를 하나의 Solar 학습 Agent로 통합, 라이브 베타 검증 시작(≥100명).</w:t>
+      </w:r>
+    </w:p>
+    <w:p>
+      <w:r>
+        <w:t>· M6(12월) 검증·입증: 학습효과·발문 품질 측정, 골든셋/eval 리포트화, 데모·성과공유회 산출.</w:t>
       </w:r>
     </w:p>
     <w:p>
@@ -23192,7 +23279,7 @@
     </w:p>
     <w:p>
       <w:r>
-        <w:t>· M1 Solar 크레딧·라이선스 / M2 Edu팀 멘토링으로 골든셋·교수법 정교화 / M3 NFM센터 발문 품질 자문 / M4 공동 데모·레퍼런스화.</w:t>
+        <w:t>· M1 Solar 크레딧·라이선스 / M2~M3 Edu팀·NFM센터 교수법·발문 멘토링 / M4 지식베이스 자료 협의 / M5~M6 공동 검증·데모·레퍼런스화.</w:t>
       </w:r>
     </w:p>
     <w:p>
@@ -23210,7 +23297,7 @@
     </w:p>
     <w:p>
       <w:r>
-        <w:t>· 시스템 지표: 6축 발문/채점 품질(≥93), 되묻기/형식 위반 0(계약 게이트), 발문 p95 ≤1.0s, 오개념 진단 정확도, 정답 직접노출 회피율, 개인화 반영율.</w:t>
+        <w:t>· 시스템 지표: 6축 발문/채점 품질(≥93), 형식·정답누설·되묻기 위반 0(계약 게이트), 발문 p95 ≤1.0s, 오개념 진단 정확도, 정답 직접노출 회피율, 개인화 반영율.</w:t>
       </w:r>
     </w:p>
     <w:p>
@@ -23364,7 +23451,7 @@
     </w:p>
     <w:p>
       <w:r>
-        <w:t>· 교육 버티컬의 Solar 간판 레퍼런스(라이브 유저 보유 앱 → 즉시 홍보 가능), 교육특화 Solar 개선 데이터(골든셋·오류 taxonomy·eval), Solar/DP/IE API 사용량 견인.</w:t>
+        <w:t>· 교육 버티컬의 Solar 간판 레퍼런스(라이브 유저 보유 → 즉시 홍보 가능), 교육특화 Solar 개선 데이터(골든셋·오류 taxonomy·eval), Solar/DP/IE API 사용량 견인.</w:t>
       </w:r>
     </w:p>
     <w:p>
@@ -23372,12 +23459,17 @@
         <w:rPr>
           <w:b/>
         </w:rPr>
-        <w:t>우리 시장·매출</w:t>
+        <w:t>사업화 — 우리의 실행·수익 증거</w:t>
       </w:r>
     </w:p>
     <w:p>
       <w:r>
-        <w:t>· 이미 매출·결제전환(2-3%) 발생 중 — 사업화 트랙레코드 보유. 국내 영어학습 1조, 글로벌 60조 시장. 구독(월 6,900원)+소액결제 BM.</w:t>
+        <w:t>· 이미 매출·결제전환(2-3%)이 발생 중인 운영 회사 — 사업화 트랙레코드 보유(연구 단계 팀과 차별). 구독+소액결제 BM.</w:t>
+      </w:r>
+    </w:p>
+    <w:p>
+      <w:r>
+        <w:t>· 본 학습 Agent는 특정 과목·도메인에 종속되지 않아, PoC 후 교육 전반으로 상용화 확장 가능.</w:t>
       </w:r>
     </w:p>
     <w:p>
@@ -23488,17 +23580,17 @@
     </w:p>
     <w:p>
       <w:r>
-        <w:t>· 도메인 중립 학습 메커니즘 → 영어(현재) → 한국어 학습(재한 외국인·K-Culture) → 다국어. 새 도메인 = 재개발이 아닌 config(언어쌍 L1→L2)·골든셋·오류 taxonomy 추가.</w:t>
+        <w:t>· 도메인 중립 학습 메커니즘: 본 Agent는 학습 도메인(과목·영역)에 종속되지 않는다 — 새 도메인 적용 = 재개발이 아니라 오개념 taxonomy·골든셋·지식베이스 교체(config화).</w:t>
       </w:r>
     </w:p>
     <w:p>
       <w:r>
-        <w:t>· 음성 확장(북극성): socratic-tutor 앞뒤에 STT/TTS + 저지연 양방향 스트리밍(WebRTC)을 얹어 "전화영어"식 실시간 대화로. 라우터·dossier 설계라 "레이어 추가"이지 재설계 아님.</w:t>
+        <w:t>· '학습 Agent'를 B2B/B2G 학습엔진으로 납품(공교육·기업교육·공공교육) → 교육 전반으로 확장.</w:t>
       </w:r>
     </w:p>
     <w:p>
       <w:r>
-        <w:t>· '학습 Agent'를 B2B/B2G 학습엔진으로 납품(성인 영어교육·공교육·외교부 한국어) → 교육 전반 확장. 학습 딥테크라서 '영어'를 넘어 모든 학습 분야로 확장, Solar 교육 생태계와 동반 성장.</w:t>
+        <w:t>· 측정 기반 LLMOps·골든셋이 누적될수록 발문·진단 품질이 복리로 개선 → 지속 가능한 해자. Solar 교육 생태계와 동반 성장.</w:t>
       </w:r>
     </w:p>
     <w:p>

--- a/proposal/협업과제_수행계획서_언어의숲_초안.docx
+++ b/proposal/협업과제_수행계획서_언어의숲_초안.docx
@@ -23236,37 +23236,27 @@
         <w:rPr>
           <w:b/>
         </w:rPr>
-        <w:t>개발 마일스톤 (6개월, 2026.7~12)</w:t>
+        <w:t>개발 마일스톤 (6개월, 2026.7~12) — 4단계</w:t>
       </w:r>
     </w:p>
     <w:p>
       <w:r>
-        <w:t>· M1(7월) 기반: Solar 라우터 통합·결정론 정책, dossier 스키마 설계, 오개념 taxonomy v0, 골든셋·측정 게이트(계약 테스트+6축 eval) 셋업.</w:t>
+        <w:t>· M1 (7~8월) LLM 레이어: 라우터에 Solar 통합(failover·재시도·usage 계승), 호출별 결정론 정책(temp 0~0.2), 프롬프트 외부화.</w:t>
       </w:r>
     </w:p>
     <w:p>
       <w:r>
-        <w:t>· M2(8월) ① 진단 모델: Information Extract 연동, Solar 진단 파이프라인 구축, 진단 정확도 골든셋 검증.</w:t>
+        <w:t>· M2 (8~9월) LLMOps(측정 토대): 계약 게이트(형식·정답누설·되묻기) + 6축 eval(골든셋) + 관측(p95·usage) 구축 — "측정 통과해야 배포".</w:t>
       </w:r>
     </w:p>
     <w:p>
       <w:r>
-        <w:t>· M3(9월) ② 발문 엔진: 소크라틱 발문 정책, 실시간 멀티턴 생성, 발문 품질 eval·계약 게이트 가동.</w:t>
+        <w:t>· M3 (9~11월) 에이전트 〔PoC 핵심〕: 2평면·서브에이전트·학습DB(dossier) 통합으로 ①②③ 동작 — 분석 평면(학습자 분석기〔①〕·복습 스케줄러), 대화 평면(소크라틱 튜터〔②〕·문제 생성기), 학습DB(dossier)〔③ RAG: 검색·주입〕. Information Extract로 dossier 자동 갱신, Document Parse로 지식베이스.</w:t>
       </w:r>
     </w:p>
     <w:p>
       <w:r>
-        <w:t>· M4(10월) ③ RAG: dossier RAG 인덱싱·검색·주입, Document Parse 지식베이스, 자동 갱신·SRS 복습.</w:t>
-      </w:r>
-    </w:p>
-    <w:p>
-      <w:r>
-        <w:t>· M5(11월) 통합: ①②③를 하나의 Solar 학습 Agent로 통합, 라이브 베타 검증 시작(≥100명).</w:t>
-      </w:r>
-    </w:p>
-    <w:p>
-      <w:r>
-        <w:t>· M6(12월) 검증·입증: 학습효과·발문 품질 측정, 골든셋/eval 리포트화, 데모·성과공유회 산출.</w:t>
+        <w:t>· M4 (11~12월) 학습성과·자율: 학습 KPI 측정 → 자율 개선 루프(피드백 태깅→골든셋 확장→발문·프로파일 개선, 사람은 감독) + proactive 복습 알림. 라이브 베타 검증·산출물.</w:t>
       </w:r>
     </w:p>
     <w:p>
@@ -23279,7 +23269,7 @@
     </w:p>
     <w:p>
       <w:r>
-        <w:t>· M1 Solar 크레딧·라이선스 / M2~M3 Edu팀·NFM센터 교수법·발문 멘토링 / M4 지식베이스 자료 협의 / M5~M6 공동 검증·데모·레퍼런스화.</w:t>
+        <w:t>· M1 Solar 크레딧·라이선스 / M2 측정 기준·골든셋 협의 / M3 Edu팀·NFM센터 교수법·발문 멘토링 + 지식베이스 자료 / M4 공동 검증·데모·레퍼런스화.</w:t>
       </w:r>
     </w:p>
     <w:p>

--- a/proposal/협업과제_수행계획서_언어의숲_초안.docx
+++ b/proposal/협업과제_수행계획서_언어의숲_초안.docx
@@ -23218,7 +23218,7 @@
     </w:p>
     <w:p>
       <w:r>
-        <w:t>· RAG 인덱싱: dossier + 도메인 지식(학습 자료를 Document Parse로 구조화) 임베딩·벡터 인덱스 구축.</w:t>
+        <w:t>· 검색 인덱스: 구조화 프로파일(JSON/텍스트)을 세션에 로딩하는 방식을 기본으로(과설계 회피), 데이터가 커지면 임베딩·벡터 인덱스 도입. 도메인 지식은 Document Parse로 구조화.</w:t>
       </w:r>
     </w:p>
     <w:p>
@@ -23237,6 +23237,11 @@
           <w:b/>
         </w:rPr>
         <w:t>개발 마일스톤 (6개월, 2026.7~12) — 4단계</w:t>
+      </w:r>
+    </w:p>
+    <w:p>
+      <w:r>
+        <w:t>· (배포 원칙) 에이전트를 한 번에 통째로 올리지 않고, 각 레이어를 작게·자주 배포하며 기존 기능을 점진 전환(애자일). 매 단계가 독립적으로 동작.</w:t>
       </w:r>
     </w:p>
     <w:p>
